--- a/GameDesign Document.docx
+++ b/GameDesign Document.docx
@@ -182,7 +182,7 @@
         <w:rPr>
           <w:rFonts w:ascii="Times New Roman" w:hAnsi="Times New Roman" w:cs="Times New Roman"/>
           <w:sz w:val="28"/>
-          <w:lang w:val="en-US"/>
+          <w:lang w:val="ru-RU"/>
         </w:rPr>
         <w:t>–</w:t>
       </w:r>
@@ -310,15 +310,7 @@
           <w:sz w:val="28"/>
           <w:lang w:val="ru-RU"/>
         </w:rPr>
-        <w:t>&gt;</w:t>
-      </w:r>
-      <w:r>
-        <w:rPr>
-          <w:rFonts w:ascii="Times New Roman" w:hAnsi="Times New Roman" w:cs="Times New Roman"/>
-          <w:sz w:val="28"/>
-          <w:lang w:val="ru-RU"/>
-        </w:rPr>
-        <w:t xml:space="preserve"> </w:t>
+        <w:t xml:space="preserve">&gt; </w:t>
       </w:r>
       <w:r>
         <w:rPr>
@@ -403,22 +395,31 @@
     <w:p>
       <w:pPr>
         <w:jc w:val="center"/>
+        <w:rPr>
+          <w:rFonts w:ascii="Times New Roman" w:hAnsi="Times New Roman" w:cs="Times New Roman"/>
+          <w:b/>
+          <w:sz w:val="36"/>
+          <w:lang w:val="ru-RU"/>
+        </w:rPr>
+      </w:pPr>
+      <w:r>
+        <w:rPr>
+          <w:rFonts w:ascii="Times New Roman" w:hAnsi="Times New Roman" w:cs="Times New Roman"/>
+          <w:b/>
+          <w:sz w:val="36"/>
+          <w:lang w:val="ru-RU"/>
+        </w:rPr>
+        <w:lastRenderedPageBreak/>
+        <w:t xml:space="preserve">2. </w:t>
+      </w:r>
+      <w:r>
         <w:rPr>
           <w:rFonts w:ascii="Times New Roman" w:hAnsi="Times New Roman" w:cs="Times New Roman"/>
           <w:b/>
           <w:sz w:val="36"/>
           <w:lang w:val="en-US"/>
         </w:rPr>
-      </w:pPr>
-      <w:r>
-        <w:rPr>
-          <w:rFonts w:ascii="Times New Roman" w:hAnsi="Times New Roman" w:cs="Times New Roman"/>
-          <w:b/>
-          <w:sz w:val="36"/>
-          <w:lang w:val="en-US"/>
-        </w:rPr>
-        <w:lastRenderedPageBreak/>
-        <w:t>2. VISION</w:t>
+        <w:t>VISION</w:t>
       </w:r>
     </w:p>
     <w:p>
@@ -490,7 +491,23 @@
           <w:sz w:val="28"/>
           <w:lang w:val="ru-RU"/>
         </w:rPr>
-        <w:t xml:space="preserve"> Простое управление, но каждая комната — новый вызов. Игрок всегда чувствует, что может пройти дальше.</w:t>
+        <w:t xml:space="preserve"> Простое управление, но каждая комната </w:t>
+      </w:r>
+      <w:r>
+        <w:rPr>
+          <w:rFonts w:ascii="Times New Roman" w:hAnsi="Times New Roman" w:cs="Times New Roman"/>
+          <w:sz w:val="28"/>
+          <w:lang w:val="ru-RU"/>
+        </w:rPr>
+        <w:t>–</w:t>
+      </w:r>
+      <w:r>
+        <w:rPr>
+          <w:rFonts w:ascii="Times New Roman" w:hAnsi="Times New Roman" w:cs="Times New Roman"/>
+          <w:sz w:val="28"/>
+          <w:lang w:val="ru-RU"/>
+        </w:rPr>
+        <w:t xml:space="preserve"> новый вызов. Игрок всегда чувствует, что может пройти дальше.</w:t>
       </w:r>
     </w:p>
     <w:p>
@@ -762,7 +779,22 @@
                 <w:rFonts w:ascii="Times New Roman" w:hAnsi="Times New Roman" w:cs="Times New Roman"/>
                 <w:sz w:val="28"/>
               </w:rPr>
-              <w:t>Нет финального уровня. Игра продолжается, пока игрок жив. Каждый забег — попытка побить рекорд.</w:t>
+              <w:t xml:space="preserve">Нет финального уровня. Игра продолжается, пока игрок жив. Каждый забег </w:t>
+            </w:r>
+            <w:r>
+              <w:rPr>
+                <w:rFonts w:ascii="Times New Roman" w:hAnsi="Times New Roman" w:cs="Times New Roman"/>
+                <w:sz w:val="28"/>
+                <w:lang w:val="ru-RU"/>
+              </w:rPr>
+              <w:t>–</w:t>
+            </w:r>
+            <w:r>
+              <w:rPr>
+                <w:rFonts w:ascii="Times New Roman" w:hAnsi="Times New Roman" w:cs="Times New Roman"/>
+                <w:sz w:val="28"/>
+              </w:rPr>
+              <w:t xml:space="preserve"> попытка побить рекорд.</w:t>
             </w:r>
           </w:p>
         </w:tc>
@@ -816,7 +848,22 @@
                 <w:rFonts w:ascii="Times New Roman" w:hAnsi="Times New Roman" w:cs="Times New Roman"/>
                 <w:sz w:val="28"/>
               </w:rPr>
-              <w:t xml:space="preserve">Одно действие — прыжок. Минимум UI. Чистый </w:t>
+              <w:t xml:space="preserve">Одно действие </w:t>
+            </w:r>
+            <w:r>
+              <w:rPr>
+                <w:rFonts w:ascii="Times New Roman" w:hAnsi="Times New Roman" w:cs="Times New Roman"/>
+                <w:sz w:val="28"/>
+                <w:lang w:val="ru-RU"/>
+              </w:rPr>
+              <w:t>–</w:t>
+            </w:r>
+            <w:r>
+              <w:rPr>
+                <w:rFonts w:ascii="Times New Roman" w:hAnsi="Times New Roman" w:cs="Times New Roman"/>
+                <w:sz w:val="28"/>
+              </w:rPr>
+              <w:t xml:space="preserve"> прыжок. Минимум UI. Чистый </w:t>
             </w:r>
             <w:proofErr w:type="spellStart"/>
             <w:r>
@@ -1958,7 +2005,25 @@
           <w:iCs/>
           <w:sz w:val="28"/>
         </w:rPr>
-        <w:t> Любое столкновение с препятствием = мгновенная смерть. Без здоровья, без щитов. Одно касание — конец забега.</w:t>
+        <w:t xml:space="preserve"> Любое столкновение с препятствием = мгновенная смерть. Без здоровья, без щитов. Одно касание </w:t>
+      </w:r>
+      <w:r>
+        <w:rPr>
+          <w:rFonts w:ascii="Times New Roman" w:hAnsi="Times New Roman" w:cs="Times New Roman"/>
+          <w:i/>
+          <w:iCs/>
+          <w:sz w:val="28"/>
+        </w:rPr>
+        <w:t>–</w:t>
+      </w:r>
+      <w:r>
+        <w:rPr>
+          <w:rFonts w:ascii="Times New Roman" w:hAnsi="Times New Roman" w:cs="Times New Roman"/>
+          <w:i/>
+          <w:iCs/>
+          <w:sz w:val="28"/>
+        </w:rPr>
+        <w:t xml:space="preserve"> конец забега.</w:t>
       </w:r>
     </w:p>
     <w:p>
@@ -1996,7 +2061,21 @@
           <w:rFonts w:ascii="Times New Roman" w:hAnsi="Times New Roman" w:cs="Times New Roman"/>
           <w:sz w:val="28"/>
         </w:rPr>
-        <w:t>Модификаторы — это эффекты, которые </w:t>
+        <w:t xml:space="preserve">Модификаторы </w:t>
+      </w:r>
+      <w:r>
+        <w:rPr>
+          <w:rFonts w:ascii="Times New Roman" w:hAnsi="Times New Roman" w:cs="Times New Roman"/>
+          <w:sz w:val="28"/>
+        </w:rPr>
+        <w:t>–</w:t>
+      </w:r>
+      <w:r>
+        <w:rPr>
+          <w:rFonts w:ascii="Times New Roman" w:hAnsi="Times New Roman" w:cs="Times New Roman"/>
+          <w:sz w:val="28"/>
+        </w:rPr>
+        <w:t xml:space="preserve"> это эффекты, которые </w:t>
       </w:r>
       <w:r>
         <w:rPr>
@@ -2699,9 +2778,9 @@
         <w:tblLook w:val="04A0" w:firstRow="1" w:lastRow="0" w:firstColumn="1" w:lastColumn="0" w:noHBand="0" w:noVBand="1"/>
       </w:tblPr>
       <w:tblGrid>
-        <w:gridCol w:w="3794"/>
-        <w:gridCol w:w="3180"/>
-        <w:gridCol w:w="1206"/>
+        <w:gridCol w:w="3761"/>
+        <w:gridCol w:w="3153"/>
+        <w:gridCol w:w="1266"/>
         <w:gridCol w:w="1740"/>
       </w:tblGrid>
       <w:tr>
@@ -2721,6 +2800,7 @@
               <w:jc w:val="both"/>
               <w:rPr>
                 <w:rFonts w:ascii="Times New Roman" w:hAnsi="Times New Roman" w:cs="Times New Roman"/>
+                <w:b/>
                 <w:bCs/>
                 <w:sz w:val="28"/>
               </w:rPr>
@@ -2728,6 +2808,7 @@
             <w:r>
               <w:rPr>
                 <w:rFonts w:ascii="Times New Roman" w:hAnsi="Times New Roman" w:cs="Times New Roman"/>
+                <w:b/>
                 <w:bCs/>
                 <w:sz w:val="28"/>
               </w:rPr>
@@ -2748,6 +2829,7 @@
               <w:jc w:val="both"/>
               <w:rPr>
                 <w:rFonts w:ascii="Times New Roman" w:hAnsi="Times New Roman" w:cs="Times New Roman"/>
+                <w:b/>
                 <w:bCs/>
                 <w:sz w:val="28"/>
               </w:rPr>
@@ -2755,6 +2837,7 @@
             <w:r>
               <w:rPr>
                 <w:rFonts w:ascii="Times New Roman" w:hAnsi="Times New Roman" w:cs="Times New Roman"/>
+                <w:b/>
                 <w:bCs/>
                 <w:sz w:val="28"/>
               </w:rPr>
@@ -2775,6 +2858,7 @@
               <w:jc w:val="both"/>
               <w:rPr>
                 <w:rFonts w:ascii="Times New Roman" w:hAnsi="Times New Roman" w:cs="Times New Roman"/>
+                <w:b/>
                 <w:bCs/>
                 <w:sz w:val="28"/>
               </w:rPr>
@@ -2782,6 +2866,7 @@
             <w:r>
               <w:rPr>
                 <w:rFonts w:ascii="Times New Roman" w:hAnsi="Times New Roman" w:cs="Times New Roman"/>
+                <w:b/>
                 <w:bCs/>
                 <w:sz w:val="28"/>
               </w:rPr>
@@ -2802,6 +2887,7 @@
               <w:jc w:val="both"/>
               <w:rPr>
                 <w:rFonts w:ascii="Times New Roman" w:hAnsi="Times New Roman" w:cs="Times New Roman"/>
+                <w:b/>
                 <w:bCs/>
                 <w:sz w:val="28"/>
               </w:rPr>
@@ -2809,6 +2895,7 @@
             <w:r>
               <w:rPr>
                 <w:rFonts w:ascii="Times New Roman" w:hAnsi="Times New Roman" w:cs="Times New Roman"/>
+                <w:b/>
                 <w:bCs/>
                 <w:sz w:val="28"/>
               </w:rPr>
@@ -3715,6 +3802,8 @@
               </w:rPr>
               <w:t>Таблица редкости кастомизации и шансов выпадения</w:t>
             </w:r>
+            <w:bookmarkStart w:id="0" w:name="_GoBack"/>
+            <w:bookmarkEnd w:id="0"/>
           </w:p>
         </w:tc>
         <w:tc>
@@ -3808,16 +3897,7 @@
                 <w:rFonts w:ascii="Times New Roman" w:hAnsi="Times New Roman" w:cs="Times New Roman"/>
                 <w:sz w:val="28"/>
               </w:rPr>
-              <w:t xml:space="preserve">Генерация комнат: ручная </w:t>
-            </w:r>
-            <w:bookmarkStart w:id="0" w:name="_GoBack"/>
-            <w:bookmarkEnd w:id="0"/>
-            <w:r>
-              <w:rPr>
-                <w:rFonts w:ascii="Times New Roman" w:hAnsi="Times New Roman" w:cs="Times New Roman"/>
-                <w:sz w:val="28"/>
-              </w:rPr>
-              <w:t>или процедурная</w:t>
+              <w:t>Генерация комнат: ручная или процедурная</w:t>
             </w:r>
           </w:p>
         </w:tc>
@@ -5550,6 +5630,7 @@
   <w:style w:type="character" w:default="1" w:styleId="a0">
     <w:name w:val="Default Paragraph Font"/>
     <w:uiPriority w:val="1"/>
+    <w:semiHidden/>
     <w:unhideWhenUsed/>
   </w:style>
   <w:style w:type="table" w:default="1" w:styleId="a1">
